--- a/hin/docx/17.content.docx
+++ b/hin/docx/17.content.docx
@@ -19,7 +19,7 @@
         <w:rPr>
           <w:lang w:val="hi_IN" w:bidi="hi_IN"/>
         </w:rPr>
-        <w:t>Resource: अध्ययन नोट्स - पुस्तक परिचय (टिंडेल)</w:t>
+        <w:t>Resource: Tyndale Open Study Notes</w:t>
       </w:r>
       <w:r>
         <w:rPr>
@@ -112,7 +112,7 @@
         <w:rPr>
           <w:lang w:val="hi_IN" w:bidi="hi_IN"/>
         </w:rPr>
-        <w:t>अध्ययन नोट्स - पुस्तक परिचय (टिंडेल)</w:t>
+        <w:t>Tyndale Open Study Notes</w:t>
       </w:r>
     </w:p>
     <w:p>

--- a/hin/docx/17.content.docx
+++ b/hin/docx/17.content.docx
@@ -19,7 +19,7 @@
         <w:rPr>
           <w:lang w:val="hi_IN" w:bidi="hi_IN"/>
         </w:rPr>
-        <w:t>Resource: Tyndale Open Study Notes</w:t>
+        <w:t>Resource: Aquifer Open Study Notes (Book Intros)</w:t>
       </w:r>
       <w:r>
         <w:rPr>
@@ -112,7 +112,7 @@
         <w:rPr>
           <w:lang w:val="hi_IN" w:bidi="hi_IN"/>
         </w:rPr>
-        <w:t>Tyndale Open Study Notes</w:t>
+        <w:t>Aquifer Open Study Notes (Book Intros)</w:t>
       </w:r>
     </w:p>
     <w:p>

--- a/hin/docx/17.content.docx
+++ b/hin/docx/17.content.docx
@@ -270,36 +270,24 @@
         </w:rPr>
         <w:t xml:space="preserve"> से यहूदिया लौट आए थे (</w:t>
       </w:r>
-      <w:hyperlink r:id="rId13">
-        <w:r>
-          <w:rPr>
-            <w:lang w:val="hi_IN" w:bidi="hi_IN"/>
-          </w:rPr>
-          <w:rPr>
-            <w:color w:val="0000EE"/>
-            <w:u w:val="single"/>
-          </w:rPr>
-          <w:t>एज्रा 1:1–5</w:t>
-        </w:r>
-      </w:hyperlink>
+      <w:r>
+        <w:rPr>
+          <w:lang w:val="hi_IN" w:bidi="hi_IN"/>
+        </w:rPr>
+        <w:t>एज्रा 1:1–5</w:t>
+      </w:r>
       <w:r>
         <w:rPr>
           <w:lang w:val="hi_IN" w:bidi="hi_IN"/>
         </w:rPr>
         <w:t xml:space="preserve">; </w:t>
       </w:r>
-      <w:hyperlink r:id="rId14">
-        <w:r>
-          <w:rPr>
-            <w:lang w:val="hi_IN" w:bidi="hi_IN"/>
-          </w:rPr>
-          <w:rPr>
-            <w:color w:val="0000EE"/>
-            <w:u w:val="single"/>
-          </w:rPr>
-          <w:t>2:64–67</w:t>
-        </w:r>
-      </w:hyperlink>
+      <w:r>
+        <w:rPr>
+          <w:lang w:val="hi_IN" w:bidi="hi_IN"/>
+        </w:rPr>
+        <w:t>2:64–67</w:t>
+      </w:r>
       <w:r>
         <w:rPr>
           <w:lang w:val="hi_IN" w:bidi="hi_IN"/>
@@ -345,36 +333,24 @@
         </w:rPr>
         <w:t>जब राजा क्षयर्ष ने फारस के प्रमुख हकीमों के लिए एक भव्य भोज आयोजित किया, तो रानी वशती ने अपनी सुंदरता दिखाने से इनकार कर दिया। इसलिए, क्षयर्ष ने उन्हें पदच्युत कर दिया और एक नई रानी की खोज शुरू की (</w:t>
       </w:r>
-      <w:hyperlink r:id="rId15">
-        <w:r>
-          <w:rPr>
-            <w:lang w:val="hi_IN" w:bidi="hi_IN"/>
-          </w:rPr>
-          <w:rPr>
-            <w:color w:val="0000EE"/>
-            <w:u w:val="single"/>
-          </w:rPr>
-          <w:t>1:1–2:4</w:t>
-        </w:r>
-      </w:hyperlink>
+      <w:r>
+        <w:rPr>
+          <w:lang w:val="hi_IN" w:bidi="hi_IN"/>
+        </w:rPr>
+        <w:t>1:1–2:4</w:t>
+      </w:r>
       <w:r>
         <w:rPr>
           <w:lang w:val="hi_IN" w:bidi="hi_IN"/>
         </w:rPr>
         <w:t>)। मोर्दकै की चचेरी बहन एस्तेर, जो एक यहूदी थीं, चुनी गईं (</w:t>
       </w:r>
-      <w:hyperlink r:id="rId16">
-        <w:r>
-          <w:rPr>
-            <w:lang w:val="hi_IN" w:bidi="hi_IN"/>
-          </w:rPr>
-          <w:rPr>
-            <w:color w:val="0000EE"/>
-            <w:u w:val="single"/>
-          </w:rPr>
-          <w:t>2:5–18</w:t>
-        </w:r>
-      </w:hyperlink>
+      <w:r>
+        <w:rPr>
+          <w:lang w:val="hi_IN" w:bidi="hi_IN"/>
+        </w:rPr>
+        <w:t>2:5–18</w:t>
+      </w:r>
       <w:r>
         <w:rPr>
           <w:lang w:val="hi_IN" w:bidi="hi_IN"/>
@@ -395,54 +371,36 @@
         </w:rPr>
         <w:t>जब मोर्दकै राजमहल का अधिकारी बना, तब उनसे राजा के खिलाफ एक साजिश का पता लगाया और इसे एस्तेर के माध्यम से इसकी सुचना दी। बाद में, मोर्दकै ने क्षयर्ष के सबसे उच्च अधिकारी हामान को प्रणाम करने से इनकार कर दिया, तो हामान ने प्रतिशोध की भावना से पूरे यहूदी समुदाय के नष्ट करने की योजना बनाई (</w:t>
       </w:r>
-      <w:hyperlink r:id="rId17">
-        <w:r>
-          <w:rPr>
-            <w:lang w:val="hi_IN" w:bidi="hi_IN"/>
-          </w:rPr>
-          <w:rPr>
-            <w:color w:val="0000EE"/>
-            <w:u w:val="single"/>
-          </w:rPr>
-          <w:t>2:19–3:15</w:t>
-        </w:r>
-      </w:hyperlink>
+      <w:r>
+        <w:rPr>
+          <w:lang w:val="hi_IN" w:bidi="hi_IN"/>
+        </w:rPr>
+        <w:t>2:19–3:15</w:t>
+      </w:r>
       <w:r>
         <w:rPr>
           <w:lang w:val="hi_IN" w:bidi="hi_IN"/>
         </w:rPr>
         <w:t>)। जब यहूदियों का समाज प्रार्थना कर रहा था (</w:t>
       </w:r>
-      <w:hyperlink r:id="rId18">
-        <w:r>
-          <w:rPr>
-            <w:lang w:val="hi_IN" w:bidi="hi_IN"/>
-          </w:rPr>
-          <w:rPr>
-            <w:color w:val="0000EE"/>
-            <w:u w:val="single"/>
-          </w:rPr>
-          <w:t>4:16</w:t>
-        </w:r>
-      </w:hyperlink>
+      <w:r>
+        <w:rPr>
+          <w:lang w:val="hi_IN" w:bidi="hi_IN"/>
+        </w:rPr>
+        <w:t>4:16</w:t>
+      </w:r>
       <w:r>
         <w:rPr>
           <w:lang w:val="hi_IN" w:bidi="hi_IN"/>
         </w:rPr>
         <w:t>), तब एस्तेर ने अपने प्राणों को संकट में डालते हुए बिना बुलाए राजा के समक्ष जाने का साहस किया और राजा और हामान को एक भोज में आने के लिए आमन्त्रित किया (</w:t>
       </w:r>
-      <w:hyperlink r:id="rId19">
-        <w:r>
-          <w:rPr>
-            <w:lang w:val="hi_IN" w:bidi="hi_IN"/>
-          </w:rPr>
-          <w:rPr>
-            <w:color w:val="0000EE"/>
-            <w:u w:val="single"/>
-          </w:rPr>
-          <w:t>अध्याय 4</w:t>
-        </w:r>
-      </w:hyperlink>
+      <w:r>
+        <w:rPr>
+          <w:lang w:val="hi_IN" w:bidi="hi_IN"/>
+        </w:rPr>
+        <w:t>अध्याय 4</w:t>
+      </w:r>
       <w:r>
         <w:rPr>
           <w:lang w:val="hi_IN" w:bidi="hi_IN"/>
@@ -461,18 +419,12 @@
         </w:rPr>
         <w:t>बनवा लिया था (</w:t>
       </w:r>
-      <w:hyperlink r:id="rId20">
-        <w:r>
-          <w:rPr>
-            <w:lang w:val="hi_IN" w:bidi="hi_IN"/>
-          </w:rPr>
-          <w:rPr>
-            <w:color w:val="0000EE"/>
-            <w:u w:val="single"/>
-          </w:rPr>
-          <w:t>5:14</w:t>
-        </w:r>
-      </w:hyperlink>
+      <w:r>
+        <w:rPr>
+          <w:lang w:val="hi_IN" w:bidi="hi_IN"/>
+        </w:rPr>
+        <w:t>5:14</w:t>
+      </w:r>
       <w:r>
         <w:rPr>
           <w:lang w:val="hi_IN" w:bidi="hi_IN"/>
@@ -493,18 +445,12 @@
         </w:rPr>
         <w:t>यह जानने के बाद कि मोर्दकै को हत्या की साजिश का पर्दाफाश करने के लिए कभी पुरस्कृत नहीं किया गया था, राजा ने आदेश दिया कि हामान एक जुलूस का नेतृत्व करें जो मोर्दकै का सम्मान करने के लिए आयोजित किया गया था, जो हामान के लिए घटनाओं का एक अपमानजनक मोड़ था (</w:t>
       </w:r>
-      <w:hyperlink r:id="rId21">
-        <w:r>
-          <w:rPr>
-            <w:lang w:val="hi_IN" w:bidi="hi_IN"/>
-          </w:rPr>
-          <w:rPr>
-            <w:color w:val="0000EE"/>
-            <w:u w:val="single"/>
-          </w:rPr>
-          <w:t>अध्याय 6</w:t>
-        </w:r>
-      </w:hyperlink>
+      <w:r>
+        <w:rPr>
+          <w:lang w:val="hi_IN" w:bidi="hi_IN"/>
+        </w:rPr>
+        <w:t>अध्याय 6</w:t>
+      </w:r>
       <w:r>
         <w:rPr>
           <w:lang w:val="hi_IN" w:bidi="hi_IN"/>
@@ -523,18 +469,12 @@
         </w:rPr>
         <w:t>पर लटका दिया गया, वह अपने ही बनाए फांसी के फंदे पर मृत्यु को प्राप्त किया (</w:t>
       </w:r>
-      <w:hyperlink r:id="rId22">
-        <w:r>
-          <w:rPr>
-            <w:lang w:val="hi_IN" w:bidi="hi_IN"/>
-          </w:rPr>
-          <w:rPr>
-            <w:color w:val="0000EE"/>
-            <w:u w:val="single"/>
-          </w:rPr>
-          <w:t>अध्याय 7</w:t>
-        </w:r>
-      </w:hyperlink>
+      <w:r>
+        <w:rPr>
+          <w:lang w:val="hi_IN" w:bidi="hi_IN"/>
+        </w:rPr>
+        <w:t>अध्याय 7</w:t>
+      </w:r>
       <w:r>
         <w:rPr>
           <w:lang w:val="hi_IN" w:bidi="hi_IN"/>
@@ -555,36 +495,24 @@
         </w:rPr>
         <w:t>इसके बाद राजा क्षयर्ष ने यहूदियों को उनके दुश्मनों के खिलाफ अपनी रक्षा करने की अनुमति दी (</w:t>
       </w:r>
-      <w:hyperlink r:id="rId23">
-        <w:r>
-          <w:rPr>
-            <w:lang w:val="hi_IN" w:bidi="hi_IN"/>
-          </w:rPr>
-          <w:rPr>
-            <w:color w:val="0000EE"/>
-            <w:u w:val="single"/>
-          </w:rPr>
-          <w:t>8:1–14</w:t>
-        </w:r>
-      </w:hyperlink>
+      <w:r>
+        <w:rPr>
+          <w:lang w:val="hi_IN" w:bidi="hi_IN"/>
+        </w:rPr>
+        <w:t>8:1–14</w:t>
+      </w:r>
       <w:r>
         <w:rPr>
           <w:lang w:val="hi_IN" w:bidi="hi_IN"/>
         </w:rPr>
         <w:t>)। यहूदी प्रसन्न हुए, मोर्दकै को पदोन्नत किया गया, और हामान के पुत्रों को मार डाला (</w:t>
       </w:r>
-      <w:hyperlink r:id="rId24">
-        <w:r>
-          <w:rPr>
-            <w:lang w:val="hi_IN" w:bidi="hi_IN"/>
-          </w:rPr>
-          <w:rPr>
-            <w:color w:val="0000EE"/>
-            <w:u w:val="single"/>
-          </w:rPr>
-          <w:t>9:1–17</w:t>
-        </w:r>
-      </w:hyperlink>
+      <w:r>
+        <w:rPr>
+          <w:lang w:val="hi_IN" w:bidi="hi_IN"/>
+        </w:rPr>
+        <w:t>9:1–17</w:t>
+      </w:r>
       <w:r>
         <w:rPr>
           <w:lang w:val="hi_IN" w:bidi="hi_IN"/>
@@ -641,18 +569,12 @@
         </w:rPr>
         <w:t>एस्तेर की पुस्तक एक जीवनी कथा है जो यूसुफ (</w:t>
       </w:r>
-      <w:hyperlink r:id="rId25">
-        <w:r>
-          <w:rPr>
-            <w:lang w:val="hi_IN" w:bidi="hi_IN"/>
-          </w:rPr>
-          <w:rPr>
-            <w:color w:val="0000EE"/>
-            <w:u w:val="single"/>
-          </w:rPr>
-          <w:t>उत्पत्ति 37–48</w:t>
-        </w:r>
-      </w:hyperlink>
+      <w:r>
+        <w:rPr>
+          <w:lang w:val="hi_IN" w:bidi="hi_IN"/>
+        </w:rPr>
+        <w:t>उत्पत्ति 37–48</w:t>
+      </w:r>
       <w:r>
         <w:rPr>
           <w:lang w:val="hi_IN" w:bidi="hi_IN"/>
@@ -673,36 +595,24 @@
         </w:rPr>
         <w:t xml:space="preserve">दूसरी ओर, पुस्तक की ऐतिहासिक सटीकता का समर्थन किया जाता है क्योंकि (अ) पुस्तक में प्रामाणिक फारसी नाम, शीर्षक, और रीति-रिवाजों का उपयोग किया गया है; (ब) अन्य स्थानों पर भी परमेश्वर पर्दे के पीछे कार्य करते हुए असंभाव्य संयोगों का उपयोग अपनी महिमा के लिए करते हैं (उदा., </w:t>
       </w:r>
-      <w:hyperlink r:id="rId25">
-        <w:r>
-          <w:rPr>
-            <w:lang w:val="hi_IN" w:bidi="hi_IN"/>
-          </w:rPr>
-          <w:rPr>
-            <w:color w:val="0000EE"/>
-            <w:u w:val="single"/>
-          </w:rPr>
-          <w:t>उत 37–48</w:t>
-        </w:r>
-      </w:hyperlink>
+      <w:r>
+        <w:rPr>
+          <w:lang w:val="hi_IN" w:bidi="hi_IN"/>
+        </w:rPr>
+        <w:t>उत 37–48</w:t>
+      </w:r>
       <w:r>
         <w:rPr>
           <w:lang w:val="hi_IN" w:bidi="hi_IN"/>
         </w:rPr>
         <w:t xml:space="preserve">; </w:t>
       </w:r>
-      <w:hyperlink r:id="rId26">
-        <w:r>
-          <w:rPr>
-            <w:lang w:val="hi_IN" w:bidi="hi_IN"/>
-          </w:rPr>
-          <w:rPr>
-            <w:color w:val="0000EE"/>
-            <w:u w:val="single"/>
-          </w:rPr>
-          <w:t>रूत 1–4</w:t>
-        </w:r>
-      </w:hyperlink>
+      <w:r>
+        <w:rPr>
+          <w:lang w:val="hi_IN" w:bidi="hi_IN"/>
+        </w:rPr>
+        <w:t>रूत 1–4</w:t>
+      </w:r>
       <w:r>
         <w:rPr>
           <w:lang w:val="hi_IN" w:bidi="hi_IN"/>
@@ -759,18 +669,12 @@
         </w:rPr>
         <w:t xml:space="preserve">हालांकि एस्तेर की पुस्तक में कभी भी परमेश्वर का उल्लेख नहीं किया गया है, इसका मुख्य उद्देश्य यह दर्शाना है कि परमेश्वर अपनी दिव्य योजना के अनुसार अपने लोगों की देखभाल करते हैं। परमेश्वर ने क्षयर्ष के नशे में अहंकार का उपयोग करके एस्तेर को प्रभावशाली स्थिति में पहुँचाया (अध्याय </w:t>
       </w:r>
-      <w:hyperlink r:id="rId27">
-        <w:r>
-          <w:rPr>
-            <w:lang w:val="hi_IN" w:bidi="hi_IN"/>
-          </w:rPr>
-          <w:rPr>
-            <w:color w:val="0000EE"/>
-            <w:u w:val="single"/>
-          </w:rPr>
-          <w:t>1–2</w:t>
-        </w:r>
-      </w:hyperlink>
+      <w:r>
+        <w:rPr>
+          <w:lang w:val="hi_IN" w:bidi="hi_IN"/>
+        </w:rPr>
+        <w:t>1–2</w:t>
+      </w:r>
       <w:r>
         <w:rPr>
           <w:lang w:val="hi_IN" w:bidi="hi_IN"/>
